--- a/ind/docx/57.content.docx
+++ b/ind/docx/57.content.docx
@@ -231,19 +231,7 @@
         <w:rPr>
           <w:lang w:val="id_ID" w:bidi="id_ID"/>
         </w:rPr>
-        <w:t xml:space="preserve">Paulus, seorang hukuman: Menurut tradisi, diyakini bahwa Paulus menulis dari penjara di Roma, tetapi ada kemungkinan bahwa dia menulis lebih awal dari Efesus, yang jauh lebih dekat ke rumah Filemon di Kolose (lihat </w:t>
-      </w:r>
-      <w:r>
-        <w:rPr>
-          <w:lang w:val="id_ID" w:bidi="id_ID"/>
-        </w:rPr>
-        <w:t>Pendahuluan Surat Filemon</w:t>
-      </w:r>
-      <w:r>
-        <w:rPr>
-          <w:lang w:val="id_ID" w:bidi="id_ID"/>
-        </w:rPr>
-        <w:t>, “Waktu dan Tempat Penulisan”). • Timotius adalah salah satu rekan kerja terdekat Paulus (lihat Profil “</w:t>
+        <w:t>Paulus, seorang hukuman: Menurut tradisi, diyakini bahwa Paulus menulis dari penjara di Roma, tetapi ada kemungkinan bahwa dia menulis lebih awal dari Efesus, yang jauh lebih dekat ke rumah Filemon di Kolose (lihat Pendahuluan Surat Filemon, “Waktu dan Tempat Penulisan”). • Timotius adalah salah satu rekan kerja terdekat Paulus (lihat Profil “</w:t>
       </w:r>
       <w:r>
         <w:rPr>
